--- a/docs/patent/word/final/03_特許請求の範囲.docx
+++ b/docs/patent/word/final/03_特許請求の範囲.docx
@@ -23,6 +23,11 @@
     </w:p>
     <w:p>
       <w:pPr>
+        <w:spacing w:after="120"/>
+      </w:pPr>
+    </w:p>
+    <w:p>
+      <w:pPr>
         <w:pStyle w:val="Heading2"/>
         <w:spacing w:after="120" w:before="240"/>
       </w:pPr>
@@ -186,6 +191,11 @@
     </w:p>
     <w:p>
       <w:pPr>
+        <w:spacing w:after="120"/>
+      </w:pPr>
+    </w:p>
+    <w:p>
+      <w:pPr>
         <w:pStyle w:val="Heading2"/>
         <w:spacing w:after="120" w:before="240"/>
       </w:pPr>
@@ -277,6 +287,11 @@
     </w:p>
     <w:p>
       <w:pPr>
+        <w:spacing w:after="120"/>
+      </w:pPr>
+    </w:p>
+    <w:p>
+      <w:pPr>
         <w:pStyle w:val="Heading2"/>
         <w:spacing w:after="120" w:before="240"/>
       </w:pPr>
@@ -314,6 +329,11 @@
     </w:p>
     <w:p>
       <w:pPr>
+        <w:spacing w:after="120"/>
+      </w:pPr>
+    </w:p>
+    <w:p>
+      <w:pPr>
         <w:pStyle w:val="Heading2"/>
         <w:spacing w:after="120" w:before="240"/>
       </w:pPr>
@@ -351,6 +371,11 @@
     </w:p>
     <w:p>
       <w:pPr>
+        <w:spacing w:after="120"/>
+      </w:pPr>
+    </w:p>
+    <w:p>
+      <w:pPr>
         <w:pStyle w:val="Heading2"/>
         <w:spacing w:after="120" w:before="240"/>
       </w:pPr>
@@ -388,6 +413,11 @@
     </w:p>
     <w:p>
       <w:pPr>
+        <w:spacing w:after="120"/>
+      </w:pPr>
+    </w:p>
+    <w:p>
+      <w:pPr>
         <w:pStyle w:val="Heading2"/>
         <w:spacing w:after="120" w:before="240"/>
       </w:pPr>
@@ -425,6 +455,11 @@
     </w:p>
     <w:p>
       <w:pPr>
+        <w:spacing w:after="120"/>
+      </w:pPr>
+    </w:p>
+    <w:p>
+      <w:pPr>
         <w:pStyle w:val="Heading2"/>
         <w:spacing w:after="120" w:before="240"/>
       </w:pPr>
@@ -462,6 +497,11 @@
     </w:p>
     <w:p>
       <w:pPr>
+        <w:spacing w:after="120"/>
+      </w:pPr>
+    </w:p>
+    <w:p>
+      <w:pPr>
         <w:pStyle w:val="Heading2"/>
         <w:spacing w:after="120" w:before="240"/>
       </w:pPr>
@@ -499,6 +539,11 @@
     </w:p>
     <w:p>
       <w:pPr>
+        <w:spacing w:after="120"/>
+      </w:pPr>
+    </w:p>
+    <w:p>
+      <w:pPr>
         <w:pStyle w:val="Heading2"/>
         <w:spacing w:after="120" w:before="240"/>
       </w:pPr>
@@ -667,6 +712,11 @@
         </w:rPr>
         <w:t xml:space="preserve">を含むことを特徴とする、音声解析型保育支援方法。</w:t>
       </w:r>
+    </w:p>
+    <w:p>
+      <w:pPr>
+        <w:spacing w:after="120"/>
+      </w:pPr>
     </w:p>
     <w:p>
       <w:pPr>
